--- a/manuscripts/ijnmbe/rendered/cover_letter_ijnmbe.docx
+++ b/manuscripts/ijnmbe/rendered/cover_letter_ijnmbe.docx
@@ -690,55 +690,118 @@
         <w:t xml:space="preserve"> </w:t>
       </w:r>
       <w:r>
-        <w:t xml:space="preserve">(0.861 → 0.972, n = 36 event-positive test</w:t>
-      </w:r>
-      <w:r>
-        <w:t xml:space="preserve"> </w:t>
-      </w:r>
-      <w:r>
-        <w:t xml:space="preserve">rows); XGBoost regressor R² = 0.82–0.90 on event-positive rows of censored</w:t>
-      </w:r>
-      <w:r>
-        <w:t xml:space="preserve"> </w:t>
-      </w:r>
-      <w:r>
-        <w:t xml:space="preserve">targets and 0.94–1.00 on continuous targets; classifier AUROC ≥ 0.996 across</w:t>
-      </w:r>
-      <w:r>
-        <w:t xml:space="preserve"> </w:t>
-      </w:r>
-      <w:r>
-        <w:t xml:space="preserve">the three event targets, presented as a sanity check on a deterministic</w:t>
-      </w:r>
-      <w:r>
-        <w:t xml:space="preserve"> </w:t>
-      </w:r>
-      <w:r>
-        <w:t xml:space="preserve">data-generating process rather than a primary claim. The surrogate evaluates</w:t>
-      </w:r>
-      <w:r>
-        <w:t xml:space="preserve"> </w:t>
-      </w:r>
-      <w:r>
-        <w:t xml:space="preserve">in ~50 µs per row versus ~9 ms for direct CGEM subprocess invocation, which</w:t>
-      </w:r>
-      <w:r>
-        <w:t xml:space="preserve"> </w:t>
-      </w:r>
-      <w:r>
-        <w:t xml:space="preserve">makes the 20,480-evaluation Saltelli Sobol sweep in §3.6 tractable inside a</w:t>
-      </w:r>
-      <w:r>
-        <w:t xml:space="preserve"> </w:t>
-      </w:r>
-      <w:r>
-        <w:t xml:space="preserve">manuscript-preparation cycle. The validation protocol was pre-registered on</w:t>
-      </w:r>
-      <w:r>
-        <w:t xml:space="preserve"> </w:t>
-      </w:r>
-      <w:r>
-        <w:t xml:space="preserve">the Open Science Framework before any test-set evaluation; the CQR layer</w:t>
+        <w:t xml:space="preserve">(the CQR layer narrows distance-to-nominal from</w:t>
+      </w:r>
+      <w:r>
+        <w:t xml:space="preserve"> </w:t>
+      </w:r>
+      <w:r>
+        <w:t xml:space="preserve">8.9 pp to 2.2 pp on the n = 36 event-positive test slice; the per-stratum</w:t>
+      </w:r>
+      <w:r>
+        <w:t xml:space="preserve"> </w:t>
+      </w:r>
+      <w:r>
+        <w:t xml:space="preserve">Clopper–Pearson exact 95 % binomial CIs on the two layers overlap at this</w:t>
+      </w:r>
+      <w:r>
+        <w:t xml:space="preserve"> </w:t>
+      </w:r>
+      <w:r>
+        <w:t xml:space="preserve">sample size, so the manuscript reports the CQR result as operationally</w:t>
+      </w:r>
+      <w:r>
+        <w:t xml:space="preserve"> </w:t>
+      </w:r>
+      <w:r>
+        <w:t xml:space="preserve">closer to nominal rather than statistically dominant — the n = 36 anchor is</w:t>
+      </w:r>
+      <w:r>
+        <w:t xml:space="preserve"> </w:t>
+      </w:r>
+      <w:r>
+        <w:t xml:space="preserve">the primary practical, not statistical, claim of H5); XGBoost regressor</w:t>
+      </w:r>
+      <w:r>
+        <w:t xml:space="preserve"> </w:t>
+      </w:r>
+      <w:r>
+        <w:t xml:space="preserve">R² = 0.82–0.90 on event-positive rows of censored targets (with the 95 %</w:t>
+      </w:r>
+      <w:r>
+        <w:t xml:space="preserve"> </w:t>
+      </w:r>
+      <w:r>
+        <w:t xml:space="preserve">bootstrap CI on</w:t>
+      </w:r>
+      <w:r>
+        <w:t xml:space="preserve"> </w:t>
+      </w:r>
+      <w:r>
+        <w:rPr>
+          <w:rStyle w:val="VerbatimChar"/>
+        </w:rPr>
+        <w:t xml:space="preserve">time_to_gloc_s</w:t>
+      </w:r>
+      <w:r>
+        <w:t xml:space="preserve"> </w:t>
+      </w:r>
+      <w:r>
+        <w:t xml:space="preserve">spanning [−0.055, 0.951], the regime in</w:t>
+      </w:r>
+      <w:r>
+        <w:t xml:space="preserve"> </w:t>
+      </w:r>
+      <w:r>
+        <w:t xml:space="preserve">which the CQR layer was activated) and 0.94–1.00 on continuous targets;</w:t>
+      </w:r>
+      <w:r>
+        <w:t xml:space="preserve"> </w:t>
+      </w:r>
+      <w:r>
+        <w:t xml:space="preserve">classifier AUROC ≥ 0.996 across the three event targets, presented as a</w:t>
+      </w:r>
+      <w:r>
+        <w:t xml:space="preserve"> </w:t>
+      </w:r>
+      <w:r>
+        <w:t xml:space="preserve">sanity check on a deterministic data-generating process rather than a</w:t>
+      </w:r>
+      <w:r>
+        <w:t xml:space="preserve"> </w:t>
+      </w:r>
+      <w:r>
+        <w:t xml:space="preserve">primary claim. The surrogate evaluates in ~50 µs per row versus ~9 ms for</w:t>
+      </w:r>
+      <w:r>
+        <w:t xml:space="preserve"> </w:t>
+      </w:r>
+      <w:r>
+        <w:t xml:space="preserve">direct CGEM subprocess invocation, which makes the 20,480-evaluation</w:t>
+      </w:r>
+      <w:r>
+        <w:t xml:space="preserve"> </w:t>
+      </w:r>
+      <w:r>
+        <w:t xml:space="preserve">Saltelli Sobol sweep in §3.6 tractable inside a manuscript-preparation</w:t>
+      </w:r>
+      <w:r>
+        <w:t xml:space="preserve"> </w:t>
+      </w:r>
+      <w:r>
+        <w:t xml:space="preserve">cycle; this latency figure is reported as a deployment characteristic, not</w:t>
+      </w:r>
+      <w:r>
+        <w:t xml:space="preserve"> </w:t>
+      </w:r>
+      <w:r>
+        <w:t xml:space="preserve">as a methodological contribution. The validation protocol was pre-registered</w:t>
+      </w:r>
+      <w:r>
+        <w:t xml:space="preserve"> </w:t>
+      </w:r>
+      <w:r>
+        <w:t xml:space="preserve">on the Open Science Framework before any test-set evaluation; the CQR layer</w:t>
       </w:r>
       <w:r>
         <w:t xml:space="preserve"> </w:t>
@@ -750,7 +813,71 @@
         <w:t xml:space="preserve"> </w:t>
       </w:r>
       <w:r>
-        <w:t xml:space="preserve">(H5, H6) before any test-set evaluation under those new hypotheses.</w:t>
+        <w:t xml:space="preserve">(H5, H6) before any test-set evaluation under those new hypotheses. The H6</w:t>
+      </w:r>
+      <w:r>
+        <w:t xml:space="preserve"> </w:t>
+      </w:r>
+      <w:r>
+        <w:t xml:space="preserve">archival evaluation against the Phase A cohort of Whinnery &amp; Forster (2013)</w:t>
+      </w:r>
+      <w:r>
+        <w:t xml:space="preserve"> </w:t>
+      </w:r>
+      <w:r>
+        <w:t xml:space="preserve">[5] does</w:t>
+      </w:r>
+      <w:r>
+        <w:t xml:space="preserve"> </w:t>
+      </w:r>
+      <w:r>
+        <w:rPr>
+          <w:bCs/>
+          <w:b/>
+        </w:rPr>
+        <w:t xml:space="preserve">not</w:t>
+      </w:r>
+      <w:r>
+        <w:t xml:space="preserve"> </w:t>
+      </w:r>
+      <w:r>
+        <w:t xml:space="preserve">meet its pre-registered ≥ 0.90 coverage criterion: the</w:t>
+      </w:r>
+      <w:r>
+        <w:t xml:space="preserve"> </w:t>
+      </w:r>
+      <w:r>
+        <w:t xml:space="preserve">mean discrepancy δ̄ = +26.6 s [95 % CI +6.3, +52.1] is statistically</w:t>
+      </w:r>
+      <w:r>
+        <w:t xml:space="preserve"> </w:t>
+      </w:r>
+      <w:r>
+        <w:t xml:space="preserve">distinguishable from zero. The discrepancy concentrates at onset ≤ 0.5 G/s</w:t>
+      </w:r>
+      <w:r>
+        <w:t xml:space="preserve"> </w:t>
+      </w:r>
+      <w:r>
+        <w:t xml:space="preserve">and the surrogate is in-bracket on every record at onset ≥ 1 G/s — the</w:t>
+      </w:r>
+      <w:r>
+        <w:t xml:space="preserve"> </w:t>
+      </w:r>
+      <w:r>
+        <w:t xml:space="preserve">operationally relevant fighter and aerobatic regime. We therefore present</w:t>
+      </w:r>
+      <w:r>
+        <w:t xml:space="preserve"> </w:t>
+      </w:r>
+      <w:r>
+        <w:t xml:space="preserve">H6 as a partial external-validation failure with a well-defined operational</w:t>
+      </w:r>
+      <w:r>
+        <w:t xml:space="preserve"> </w:t>
+      </w:r>
+      <w:r>
+        <w:t xml:space="preserve">scope, not as a clean pass.</w:t>
       </w:r>
     </w:p>
     <w:p>
